--- a/example_articles/states/Iowa/3.states_Iowa_New_York_Times.docx
+++ b/example_articles/states/Iowa/3.states_Iowa_New_York_Times.docx
@@ -27,17 +27,17 @@
     </w:p>
     <w:p>
       <w:r>
-        <w:t>Source File: NYT/39.DOCX</w:t>
+        <w:t>Source file: NYT/39.DOCX</w:t>
       </w:r>
     </w:p>
     <w:p>
       <w:r>
-        <w:t>Raw locations result: ['Iowa']</w:t>
+        <w:t>Raw locations result, 'locations': ['Iowa']</w:t>
       </w:r>
     </w:p>
     <w:p>
       <w:r>
-        <w:t>states_stand_flat (Standardized): Iowa</w:t>
+        <w:t>Standardized locations result, 'states_stand_flat': Iowa</w:t>
       </w:r>
     </w:p>
     <w:p>

--- a/example_articles/states/Iowa/3.states_Iowa_New_York_Times.docx
+++ b/example_articles/states/Iowa/3.states_Iowa_New_York_Times.docx
@@ -7,7 +7,7 @@
         <w:pStyle w:val="Heading1"/>
       </w:pPr>
       <w:r>
-        <w:t>Murder Suspect Is Held on $1 Million Bail</w:t>
+        <w:t>Rick Santorum Focuses on Iowa as Poll Numbers Stay Low</w:t>
       </w:r>
     </w:p>
     <w:p>
@@ -17,17 +17,17 @@
     </w:p>
     <w:p>
       <w:r>
-        <w:t>Date: 1998-02-20</w:t>
+        <w:t>Date: 2015-07-13</w:t>
       </w:r>
     </w:p>
     <w:p>
       <w:r>
-        <w:t>Section: Section B; ; Section B; Page 10; Column 1; Metropolitan Desk ; Column 1;</w:t>
+        <w:t>Section: US; politics</w:t>
       </w:r>
     </w:p>
     <w:p>
       <w:r>
-        <w:t>Source file: NYT/39.DOCX</w:t>
+        <w:t>Source file: NYT/18.DOCX</w:t>
       </w:r>
     </w:p>
     <w:p>
@@ -49,49 +49,25 @@
     </w:p>
     <w:p>
       <w:r>
-        <w:t>A rootless, unemployed 24-year-old man charged with murdering a 15-year-old high school freshman last Saturday was held on $1 million bail today as the authorities pressed a search for others possibly involved in the slaying.</w:t>
+        <w:t>His poll numbers have been meager and he might not qualify for the early debates, but former Senator Rick Santorum is clinging to his slow-and-steady-wins-the-race mantra with one thing on his mind: Iowa.</w:t>
         <w:br/>
-        <w:t>While the suspect, Thomahl S. Cook of Somerville, N.J., stood silently in handcuffs during a court appearance here and as grieving family members and teen-age friends mourned the victim, Katrina Suhan, at her wake in South Amboy, detectives questioned two men who live in a boardinghouse with Mr. Cook and seized items from the car of another resident there.</w:t>
+        <w:t xml:space="preserve">Mr. Santorum, a conservative Republican from Pennsylvania who gave a tough challenge to Mitt Romney the last time around, said on Monday that he plans to spend 19 of the next 33 days in Iowa wooing potential caucusgoers. A strong showing in the caucuses, he hopes, will jump-start a campaign that so far faces long odds. </w:t>
         <w:br/>
-        <w:t>The Middlesex County Prosecutor, Robert W. Gluck, said his staff was still trying to establish how Mr. Cook traveled the 40 miles from the Somerville rooming house Friday night to a roller-skating rink in South Amboy where Miss Suhan spent several hours with friends before she vanished while walking home alone early Saturday morning.</w:t>
+        <w:t>"The question is how much money you need to win Iowa and be competitive after that," Mr. Santorum, who won the caucuses there in 2012, said at a breakfast sponsored by The Christian Science Monitor. "In my opinion, it's not nearly the number that's being talked about."</w:t>
         <w:br/>
-        <w:t>"We've got a gap in the case," Mr. Gluck said after Mr. Cook was arraigned on murder charges. He said that Mr. Cook did not own a car and that detectives were looking for anyone who might have lent him a car or driven him to the rink. Mr. Gluck said detectives were also trying to learn how the young woman was transported to the ravine behind a diner in Old Bridge, about three miles from her home, before she was beaten to death there with a two-by-four and possibly some rocks.</w:t>
+        <w:t xml:space="preserve">His victory in Iowa ignited Mr. Santorum's campaign and fund-raising in 2012, and he competed with Mr. Romney through April of that year by appealing to working-class Republicans. </w:t>
         <w:br/>
-        <w:t>Detectives are also still trying to establish a motive for the crime, Mr. Gluck said. An autopsy has found that Miss Suhan was not sexually assaulted.</w:t>
+        <w:t xml:space="preserve">Mr. Santorum has so far failed to gain much traction in Iowa, but he is betting that will change as he grinds out more events and meets more voters. </w:t>
         <w:br/>
-        <w:t>Officials and relatives of Miss Suhan also said today that the girl did not know the suspect, even though some reports had said they were acquaintances from the roller rink.</w:t>
+        <w:t xml:space="preserve">"In spite of all the new models, I think this model is a pretty good, reliable model that people are going to come back to and say that all that glitters is not gold," Mr. Santorum said of himself, pointing out that even someone such as Donald J. Trump might not actually be as conservative as he sounds. </w:t>
         <w:br/>
-        <w:t>"There is absolutely no truth to rumors that she even knew this guy," Michael Sciavolino, a cousin of Miss Suhan, said after a wake this afternoon. "They go to the same skating rink. That doesn't even make them acquaintances."</w:t>
+        <w:t xml:space="preserve">An effective debater, Mr. Santorum bemoaned Republican leaders who have sought to limit participation in the debates to candidates who are leading in the polls. However, he plans to avoid being overly provocative or spend money on advertising in an effort to meet a certain polling threshold. </w:t>
         <w:br/>
-        <w:t>About 600 family members, teen-age friends and teachers and school officials paid final respects to Miss Suhan during the wake, held at the Gundrum Home for Funerals in South Amboy. At times this evening, the line of mourners waiting to view her body stretched out the door and onto the front sidewalk.</w:t>
+        <w:t xml:space="preserve">Ultimately, it will be all about Iowa for Mr. Santorum. </w:t>
         <w:br/>
-        <w:t>During Mr. Cook's brief appearance in New Jersey Superior Court, Judge Robert P. Figarotta asked his lawyer, Regina Sauter, a public defender, if she wanted to enter a not guilty plea for him.</w:t>
+        <w:t>"I don't think Iowa has changed," Mr. Santorum said. "In the end, Iowa is going to cut this field down dramatically. Much more than if you attend a debate or not."</w:t>
         <w:br/>
-        <w:t>"Absolutely," Ms. Sauter said.</w:t>
-        <w:br/>
-        <w:t>Judge Figarotta then continued a $1 million bail that another judge imposed Wednesday night after Mr. Cook's arrest.</w:t>
-        <w:br/>
-        <w:t>The suspect, a slightly built man in green T-shirt and green pants, stood in handcuffs in the jury box and said nothing during the brief proceeding.</w:t>
-        <w:br/>
-        <w:t>The criminal complaint filed here today against Mr. Cook said his arrest was based on a statement he had given to the authorities after they questioned him earlier this week. He was picked up late Monday night after a resident of Somerville called the police there and suggested that Mr. Cook had a role in the murder.</w:t>
-        <w:br/>
-        <w:t>Mr. Gluck declined today to offer details of the statement or say whether Mr. Cook had confessed to the crime. The caller, he said, told the police that Mr. Cook was in the South Amboy area Friday night and "may have been involved," Mr. Gluck said.</w:t>
-        <w:br/>
-        <w:t>Two men at the boardinghouse, Robert Poquette and Richard Rivera, said in interviews early this evening that Mr. Cook had told them last Thursday and Friday that he wanted to get to the South Amboy skating rink, Rollermagic Rink, a popular gathering spot for young people from South Amboy and the working-class communities near it.</w:t>
-        <w:br/>
-        <w:t>Both men said detectives questioned them today and they said they told them they did not know what transportation Mr. Cook used.</w:t>
-        <w:br/>
-        <w:t>Since graduating from high school in Red Bank, N.J., in 1993, Mr. Cook has drifted from town to town and from job to job in central New Jersey. The authorities said they believed he was currently unemployed. He has had minor brushes with the law in the past, officials said, including a charge of trespassing on a boat docked at a marina in Red Bank in 1993.</w:t>
-        <w:br/>
-        <w:t>He served 20 days in jail in 1994 in the case and a warrant was issued for his arrest last January after his repeated failure to pay all of a $250 fine levied against him, officials said.</w:t>
-        <w:br/>
-        <w:br/>
-        <w:t>Graphic</w:t>
-        <w:br/>
-        <w:br/>
-        <w:t xml:space="preserve"> </w:t>
-        <w:br/>
-        <w:t>Photo: Family members and friends mourning Katrina Suhan, a high school freshman killed last Saturday, in South Amboy, N.J. (Dith Pran/The New York Times)</w:t>
+        <w:t xml:space="preserve"> Find out what you need to know about the 2016 presidential race today, and get politics news updates via            Facebook,            Twitter and            the First Draft newsletter.</w:t>
       </w:r>
     </w:p>
     <w:sectPr>

--- a/example_articles/states/Iowa/3.states_Iowa_New_York_Times.docx
+++ b/example_articles/states/Iowa/3.states_Iowa_New_York_Times.docx
@@ -7,7 +7,7 @@
         <w:pStyle w:val="Heading1"/>
       </w:pPr>
       <w:r>
-        <w:t>Rick Santorum Focuses on Iowa as Poll Numbers Stay Low</w:t>
+        <w:t>3 Democratic presidential candidates are in Washington on the day of the Iowa caucuses.</w:t>
       </w:r>
     </w:p>
     <w:p>
@@ -17,7 +17,7 @@
     </w:p>
     <w:p>
       <w:r>
-        <w:t>Date: 2015-07-13</w:t>
+        <w:t>Date: 2020-02-03</w:t>
       </w:r>
     </w:p>
     <w:p>
@@ -27,7 +27,7 @@
     </w:p>
     <w:p>
       <w:r>
-        <w:t>Source file: NYT/18.DOCX</w:t>
+        <w:t>Source file: NYT/9.DOCX</w:t>
       </w:r>
     </w:p>
     <w:p>
@@ -49,25 +49,19 @@
     </w:p>
     <w:p>
       <w:r>
-        <w:t>His poll numbers have been meager and he might not qualify for the early debates, but former Senator Rick Santorum is clinging to his slow-and-steady-wins-the-race mantra with one thing on his mind: Iowa.</w:t>
+        <w:t>All three — Bernie Sanders, Elizabeth Warren, and Amy Klobuchar — are expected to return to Iowa in the evening as results roll in.</w:t>
         <w:br/>
-        <w:t xml:space="preserve">Mr. Santorum, a conservative Republican from Pennsylvania who gave a tough challenge to Mitt Romney the last time around, said on Monday that he plans to spend 19 of the next 33 days in Iowa wooing potential caucusgoers. A strong showing in the caucuses, he hopes, will jump-start a campaign that so far faces long odds. </w:t>
+        <w:t>The Iowa caucuses are Monday night, but the three Democratic senators mounting competitive efforts in the state are in Washington for the impeachment trial. All three — Bernie Sanders of Vermont, Elizabeth Warren of Massachusetts and Amy Klobuchar of Minnesota — are expected to return to Iowa in the evening as results roll in.</w:t>
         <w:br/>
-        <w:t>"The question is how much money you need to win Iowa and be competitive after that," Mr. Santorum, who won the caucuses there in 2012, said at a breakfast sponsored by The Christian Science Monitor. "In my opinion, it's not nearly the number that's being talked about."</w:t>
+        <w:t>Mr. Sanders almost won Iowa four years ago and is poised to claim what would be a seismic victory Monday night. Leading in some recent polls, Mr. Sanders has drawn big crowds to rallies when he's been able to slip away from the impeachment trial over the last week. Popular especially with working-class voters and young people, Mr. Sanders's biggest advantage may be that he figures to reach the 15 percent viability threshold in more caucuses than any of his opponents, giving him more chances to accrue delegates than anyone else.</w:t>
         <w:br/>
-        <w:t xml:space="preserve">His victory in Iowa ignited Mr. Santorum's campaign and fund-raising in 2012, and he competed with Mr. Romney through April of that year by appealing to working-class Republicans. </w:t>
+        <w:t>There was a time this fall when Ms. Warren was the Iowa front-runner. She led the field in the Des Moines Register's September poll, then got eclipsed in polling first by Pete Buttigieg, the former mayor of South Bend, Ind., and then by Mr. Sanders. Still, she is widely said to have the strongest field organization, which can boost a candidate on caucus night. She figures to be strongest among college-educated women in the state's suburban enclaves.</w:t>
         <w:br/>
-        <w:t xml:space="preserve">Mr. Santorum has so far failed to gain much traction in Iowa, but he is betting that will change as he grinds out more events and meets more voters. </w:t>
+        <w:t>Ms. Klobuchar's bet is that Iowans will pick someone who stresses the just-like-them argument in searching for a moderate candidate who can carry the Midwest. But she's never broken double digits in Iowa's polling, leaving her well behind the top-tier candidates. Ms. Klobuchar would declare Iowa a victory if she sneaks into the top four, especially if she winds up ahead of former Vice President Joseph R. Biden Jr. or Ms. Warren. But she has run a very Iowa-centric campaign and a poor finish there risks her chances of advancing in the other states.</w:t>
         <w:br/>
-        <w:t xml:space="preserve">"In spite of all the new models, I think this model is a pretty good, reliable model that people are going to come back to and say that all that glitters is not gold," Mr. Santorum said of himself, pointing out that even someone such as Donald J. Trump might not actually be as conservative as he sounds. </w:t>
+        <w:t>A fourth Democratic senator running for president, Michael Bennet of Colorado, is in Washington for the trial as well, but he is focusing his campaign efforts on the next primary contest, New Hampshire.</w:t>
         <w:br/>
-        <w:t xml:space="preserve">An effective debater, Mr. Santorum bemoaned Republican leaders who have sought to limit participation in the debates to candidates who are leading in the polls. However, he plans to avoid being overly provocative or spend money on advertising in an effort to meet a certain polling threshold. </w:t>
-        <w:br/>
-        <w:t xml:space="preserve">Ultimately, it will be all about Iowa for Mr. Santorum. </w:t>
-        <w:br/>
-        <w:t>"I don't think Iowa has changed," Mr. Santorum said. "In the end, Iowa is going to cut this field down dramatically. Much more than if you attend a debate or not."</w:t>
-        <w:br/>
-        <w:t xml:space="preserve"> Find out what you need to know about the 2016 presidential race today, and get politics news updates via            Facebook,            Twitter and            the First Draft newsletter.</w:t>
+        <w:t>PHOTO: Senator Amy Klobuchar, Democrat of Minnesota, arriving Monday at the Capitol. (PHOTOGRAPH BY T.J. Kirkpatrick for The New York Times FOR THE NEW YORK TIMES)</w:t>
       </w:r>
     </w:p>
     <w:sectPr>

--- a/example_articles/states/Iowa/3.states_Iowa_New_York_Times.docx
+++ b/example_articles/states/Iowa/3.states_Iowa_New_York_Times.docx
@@ -7,7 +7,7 @@
         <w:pStyle w:val="Heading1"/>
       </w:pPr>
       <w:r>
-        <w:t>3 Democratic presidential candidates are in Washington on the day of the Iowa caucuses.</w:t>
+        <w:t>Biden Is Struggling in Iowa and His Supporters There Know Why</w:t>
       </w:r>
     </w:p>
     <w:p>
@@ -17,7 +17,7 @@
     </w:p>
     <w:p>
       <w:r>
-        <w:t>Date: 2020-02-03</w:t>
+        <w:t>Date: 2019-11-24</w:t>
       </w:r>
     </w:p>
     <w:p>
@@ -27,7 +27,7 @@
     </w:p>
     <w:p>
       <w:r>
-        <w:t>Source file: NYT/9.DOCX</w:t>
+        <w:t>Source file: NYT/22.DOCX</w:t>
       </w:r>
     </w:p>
     <w:p>
@@ -49,19 +49,81 @@
     </w:p>
     <w:p>
       <w:r>
-        <w:t>All three — Bernie Sanders, Elizabeth Warren, and Amy Klobuchar — are expected to return to Iowa in the evening as results roll in.</w:t>
+        <w:t xml:space="preserve">The former vice president's backers have noted a lack of enthusiasm and a spotty campaign operation as reasons Joe Biden is lagging in Iowa, not to mention a formidable moderate competitor in Pete Buttigieg. </w:t>
         <w:br/>
-        <w:t>The Iowa caucuses are Monday night, but the three Democratic senators mounting competitive efforts in the state are in Washington for the impeachment trial. All three — Bernie Sanders of Vermont, Elizabeth Warren of Massachusetts and Amy Klobuchar of Minnesota — are expected to return to Iowa in the evening as results roll in.</w:t>
+        <w:t>WINTERSET, Iowa — Nancy Courtney displays a Joe Biden sign in her yard, makes phone calls for his campaign and supports the former vice president "100 percent," she said. But the sluggish state of Joseph R. Biden Jr.'s organization in her city of Burlington, Iowa, had her fuming one recent evening.</w:t>
         <w:br/>
-        <w:t>Mr. Sanders almost won Iowa four years ago and is poised to claim what would be a seismic victory Monday night. Leading in some recent polls, Mr. Sanders has drawn big crowds to rallies when he's been able to slip away from the impeachment trial over the last week. Popular especially with working-class voters and young people, Mr. Sanders's biggest advantage may be that he figures to reach the 15 percent viability threshold in more caucuses than any of his opponents, giving him more chances to accrue delegates than anyone else.</w:t>
+        <w:t>"In Burlington, they are duds," said Ms. Courtney, an activist who is married to the Democratic chairman in Des Moines County. "I will help, but there's no excitement there. There's nothing.  I will do whatever it takes to get him elected, but I can't go down there when there's nothing going on."</w:t>
         <w:br/>
-        <w:t>There was a time this fall when Ms. Warren was the Iowa front-runner. She led the field in the Des Moines Register's September poll, then got eclipsed in polling first by Pete Buttigieg, the former mayor of South Bend, Ind., and then by Mr. Sanders. Still, she is widely said to have the strongest field organization, which can boost a candidate on caucus night. She figures to be strongest among college-educated women in the state's suburban enclaves.</w:t>
+        <w:t>Bob Kling, a city councilman in Indianola, just south of Des Moines, was promoted by the Biden campaign as a prominent local endorser. But asked about Mr. Biden's standing in his state, Mr. Kling was blunt: "Not as great as he was. Buttigieg is kind of taking the lead in the polls," he said, referring to Pete Buttigieg, the mayor of South Bend, Ind.</w:t>
         <w:br/>
-        <w:t>Ms. Klobuchar's bet is that Iowans will pick someone who stresses the just-like-them argument in searching for a moderate candidate who can carry the Midwest. But she's never broken double digits in Iowa's polling, leaving her well behind the top-tier candidates. Ms. Klobuchar would declare Iowa a victory if she sneaks into the top four, especially if she winds up ahead of former Vice President Joseph R. Biden Jr. or Ms. Warren. But she has run a very Iowa-centric campaign and a poor finish there risks her chances of advancing in the other states.</w:t>
+        <w:t xml:space="preserve">Since late summer, Mr. Biden, the early front-runner in the Democratic primary, has faced an increasingly difficult path in Iowa — dropping in the polls and struggling with an enthusiasm gap and an inclination among undecided caucusgoers to consider all options. Now, 10 weeks before the Iowa caucuses, even his own supporters in the state are growing more worried about his prospects. </w:t>
         <w:br/>
-        <w:t>A fourth Democratic senator running for president, Michael Bennet of Colorado, is in Washington for the trial as well, but he is focusing his campaign efforts on the next primary contest, New Hampshire.</w:t>
+        <w:t xml:space="preserve">The heightened anxiety comes as the candidate and campaign are raising expectations, through new investments of time and resources, about his ability to compete here, an implicit acknowledgment that a substantial loss could be a significant early setback. </w:t>
         <w:br/>
-        <w:t>PHOTO: Senator Amy Klobuchar, Democrat of Minnesota, arriving Monday at the Capitol. (PHOTOGRAPH BY T.J. Kirkpatrick for The New York Times FOR THE NEW YORK TIMES)</w:t>
+        <w:t xml:space="preserve">On Sunday, his campaign sent a fund-raising email that said, "we need to play to win in Iowa," the latest, in the last week, in a barrage of fund-raising emails that focus on the state.  And on Saturday Mr. Biden declared that he would win the caucuses as he accepted highly coveted endorsements from former Gov. Tom Vilsack and his wife, Christie Vilsack, a prominent party leader. </w:t>
+        <w:br/>
+        <w:t xml:space="preserve">The emphasis is a striking departure from the messaging earlier in the fall, when his campaign repeatedly suggested he did not need to win the state to secure the Democratic nomination. </w:t>
+        <w:br/>
+        <w:t>Yet voters at Mr. Biden's events, along with county chairs and party strategists, characterize his on-the-ground organization as scattershot, visibly present in some counties but barely detectable in others. His events are often relatively small and sometimes subdued affairs, and in a state where enthusiasm can make or break a candidate on caucus night — a big part of caucusing centers on persuading friends and neighbors — Mr. Biden's operation has found it difficult to build contagious excitement, these Democrats say.</w:t>
+        <w:br/>
+        <w:t xml:space="preserve">There is also the sense among many Iowa Democrats that Mr. Biden, who entered the race later than many of his rivals, has been less engaged in the state than his top rivals. He has made roughly 50 stops in Iowa since joining the race in April, according to the Des Moines Register's candidate tracker, far fewer than many of his opponents. </w:t>
+        <w:br/>
+        <w:t>"This is prime political season in Iowa and most candidates are spending a good deal of time visiting Iowa," said Joey Norris, the Democratic chair in Montgomery County, Iowa, where Mr. Buttigieg plans to campaign on Monday. "The Biden campaign has been notably absent."</w:t>
+        <w:br/>
+        <w:t xml:space="preserve">Now, Mr. Biden's campaign is racing to improve his standing in the state — hosting several campaign events with the Vilsacks over the weekend, and planning an eight-day swing by bus through the state after Thanksgiving and a return later in December.  </w:t>
+        <w:br/>
+        <w:t>Mr. Biden's team argues that his presence in the state is comparable to that of his rivals: The campaign claims 26 offices across the state, more than 100 staff members, and it plans to continue adding staff and resources. Senator Elizabeth Warren's campaign claims more than 20 offices, and Mr. Buttigieg's has 29 with more to come; both cite roughly the same number of paid staffers as Mr. Biden.</w:t>
+        <w:br/>
+        <w:t>Mr. Biden's bus tour is expected to include both town hall-style events and activities with volunteers and precinct captains, like visits to phone banks and perhaps some door knocking. The counties he will visit, many of them largely rural, are home to working-class voters who often connect with Mr. Biden, and Mr. Biden will need to overperform in those areas on Feb. 3. The campaign is also closely focused on ensuring Mr. Biden hits the threshold for accruing delegates across the state.</w:t>
+        <w:br/>
+        <w:t>"We need to candidly be able to keep pace, we feel like we're going to be able to do that," Pete Kavanaugh, Mr. Biden's deputy campaign manager, said. "You can tell where campaigns are focusing based on where their candidates are. And, you know, we're going to have a pretty heavy schedule here in December, starting with the bus tour and heading into January and February."</w:t>
+        <w:br/>
+        <w:t>Mr. Biden's team argues that the former vice president, who is stronger in later-voting and more diverse states, has been trying hard to prevail in  Iowa but also sees multiple paths to the nomination. Still, some advisers and allies are aware that a poor showing in Iowa could be crushing to a campaign that is premised on the notion that Mr. Biden is the most electable candidate against President Trump. Because New Hampshire, which follows Iowa in the primary calendar, historically favors candidates from neighboring states, the pressure is on here.</w:t>
+        <w:br/>
+        <w:t xml:space="preserve">Mr. Buttigieg presents an immediate threat to Mr. Biden. While polls show him struggling with voters of color in later-voting states, in Iowa he draws supporters among moderates who like Mr. Biden but worry about his age, his            tendency to misspeak and his uneven debate performances. And because of a cash crunch this fall, Mr. Biden was off the Iowa airwaves for weeks while Mr. Buttigieg, flush with cash, blanketed them with ads. </w:t>
+        <w:br/>
+        <w:t>The Biden campaign says it has now reserved around $4 million in airtime through the caucuses and will likely add more.</w:t>
+        <w:br/>
+        <w:t>Mr. Biden's diminished standing here was highlighted in arecent           Des Moines Register/CNN poll, which showed Mr. Biden with 15 percent support — far behind Mr. Buttigieg and effectively tied with Senators            Bernie Sanders of Vermont and Elizabeth Warren of Massachusetts.</w:t>
+        <w:br/>
+        <w:t>A pro-Biden super PAC, which has conducted polling in Iowa and plans to soon start running ads here, recently conducted focus groups in the state — and it was apparent Mr. Buttigieg's ads had broken through to participants, according to a person familiar with the super PAC's activities.</w:t>
+        <w:br/>
+        <w:t>Jordan Miller, 33, drove about an hour from Des Moines to Winterset to see Mr. Biden Friday night. Ms. Miller, a waitress, supported President Barack Obama before flipping to President Trump in 2016 — and Mr. Biden is assiduously courting those voters. But after the event, she said Mr. Buttigieg was her first choice.</w:t>
+        <w:br/>
+        <w:t>"With Biden, he does a really great job speaking with crowds like this," she said of the small venue. "I'm not impressed with him in the debates. He stumbles."</w:t>
+        <w:br/>
+        <w:t>The Biden campaign sees the Iowa contest as fluid and uncertain, and his allies note that Mr. Buttigieg, now a polling leader for the first time, has not yet faced the sustained scrutiny that Mr. Biden and Ms. Warren have.</w:t>
+        <w:br/>
+        <w:t>As he endorsed Mr. Biden at a Des Moines rally, Mr. Vilsack cited Mr. Biden's experience and cast him as an empathetic figure who can connect in critical general election battleground states.</w:t>
+        <w:br/>
+        <w:t>"Here's why," said Mr. Vilsack, who along with his wife supported Mr. Biden's first presidential bid in the 1988 campaign. "Because we know him. We like him. Why is it that we know him and like him? Because he's a middle-class guy."</w:t>
+        <w:br/>
+        <w:t>"His success wasn't built on daddy's money," he added to applause.</w:t>
+        <w:br/>
+        <w:t>In the recent Register poll, 52 percent of likely Democratic caucusgoers said they were almost certain or fairly confident that Mr. Biden would beat Mr. Trump in the general election.</w:t>
+        <w:br/>
+        <w:t>And party officials often hark back to 2004 — a year in which there was also a Republican incumbent — when Senator John Kerry of Massachusetts, a staid moderate, prevailed in the caucuses despite signs in the months before that Howard Dean, the feisty former governor of Vermont, was surging.</w:t>
+        <w:br/>
+        <w:t>"He has a lot of supporters who have said things to me like, 'My heart is with Booker but my head is with Biden,'" said Peter Leo, the Democratic chair in rural Carroll County.</w:t>
+        <w:br/>
+        <w:t>Mr. Leo, who has endorsed Ms. Warren, said Mr. Biden's field office in his county is "right on the main drag," which increases the campaign's visibility. "On the ground what that looks like to me is he's got staff working, he's got volunteers working," Mr. Leo said.</w:t>
+        <w:br/>
+        <w:t>His remarks underscore how uneven Mr. Biden's campaign is across the state. In some places, like Dubuque County, his operation has expanded in recent weeks.</w:t>
+        <w:br/>
+        <w:t>But in others, like Wapello County, a blue-collar region in southeastern Iowa, some party officials say Mr. Biden's campaign has a more modest presence. "I'm very confused by how small the Biden field operation is in this part of the state," said Zach Simonson, the Democratic chair in Wapello County. "It's very much his kind of turf."</w:t>
+        <w:br/>
+        <w:t>Dan Callahan, the Democratic chair in Buchanan County, said he expected Mr. Biden to finish in the top three in the state but suggested that his support had stagnated, in part because he can appear "unfocused and less energetic" when he goes off script at events.</w:t>
+        <w:br/>
+        <w:t>"Part of Biden's problem is that we have so many options to choose from," Mr. Callahan said. "His followers are dedicated but he isn't attracting new voters like some of the other candidates."</w:t>
+        <w:br/>
+        <w:t>Many of Mr. Biden's supporters find his speaking style authentic and relatable — but his tendency to misspeak led to some confusing guidance for Iowans at an event in Dubuque last month.</w:t>
+        <w:br/>
+        <w:t>"I'm asking you to take a look — I'm asking for your help," Mr. Biden said. "Commit to caucusing for me on February the fourth."</w:t>
+        <w:br/>
+        <w:t>The caucuses are scheduled for the previous day.</w:t>
+        <w:br/>
+        <w:t>PHOTO: Mr. Biden has made about 50 stops in Iowa since April, far fewer than many of his opponents. (PHOTOGRAPH BY RUTH FREMSON/THE NEW YORK TIMES)</w:t>
       </w:r>
     </w:p>
     <w:sectPr>

--- a/example_articles/states/Iowa/3.states_Iowa_New_York_Times.docx
+++ b/example_articles/states/Iowa/3.states_Iowa_New_York_Times.docx
@@ -7,7 +7,7 @@
         <w:pStyle w:val="Heading1"/>
       </w:pPr>
       <w:r>
-        <w:t>Biden Is Struggling in Iowa and His Supporters There Know Why</w:t>
+        <w:t>3 Democratic presidential candidates are in Washington on the day of the Iowa caucuses.</w:t>
       </w:r>
     </w:p>
     <w:p>
@@ -17,7 +17,7 @@
     </w:p>
     <w:p>
       <w:r>
-        <w:t>Date: 2019-11-24</w:t>
+        <w:t>Date: 2020-02-03</w:t>
       </w:r>
     </w:p>
     <w:p>
@@ -27,7 +27,7 @@
     </w:p>
     <w:p>
       <w:r>
-        <w:t>Source file: NYT/22.DOCX</w:t>
+        <w:t>Source file: NYT/9.DOCX</w:t>
       </w:r>
     </w:p>
     <w:p>
@@ -49,81 +49,19 @@
     </w:p>
     <w:p>
       <w:r>
-        <w:t xml:space="preserve">The former vice president's backers have noted a lack of enthusiasm and a spotty campaign operation as reasons Joe Biden is lagging in Iowa, not to mention a formidable moderate competitor in Pete Buttigieg. </w:t>
+        <w:t>All three — Bernie Sanders, Elizabeth Warren, and Amy Klobuchar — are expected to return to Iowa in the evening as results roll in.</w:t>
         <w:br/>
-        <w:t>WINTERSET, Iowa — Nancy Courtney displays a Joe Biden sign in her yard, makes phone calls for his campaign and supports the former vice president "100 percent," she said. But the sluggish state of Joseph R. Biden Jr.'s organization in her city of Burlington, Iowa, had her fuming one recent evening.</w:t>
+        <w:t>The Iowa caucuses are Monday night, but the three Democratic senators mounting competitive efforts in the state are in Washington for the impeachment trial. All three — Bernie Sanders of Vermont, Elizabeth Warren of Massachusetts and Amy Klobuchar of Minnesota — are expected to return to Iowa in the evening as results roll in.</w:t>
         <w:br/>
-        <w:t>"In Burlington, they are duds," said Ms. Courtney, an activist who is married to the Democratic chairman in Des Moines County. "I will help, but there's no excitement there. There's nothing.  I will do whatever it takes to get him elected, but I can't go down there when there's nothing going on."</w:t>
+        <w:t>Mr. Sanders almost won Iowa four years ago and is poised to claim what would be a seismic victory Monday night. Leading in some recent polls, Mr. Sanders has drawn big crowds to rallies when he's been able to slip away from the impeachment trial over the last week. Popular especially with working-class voters and young people, Mr. Sanders's biggest advantage may be that he figures to reach the 15 percent viability threshold in more caucuses than any of his opponents, giving him more chances to accrue delegates than anyone else.</w:t>
         <w:br/>
-        <w:t>Bob Kling, a city councilman in Indianola, just south of Des Moines, was promoted by the Biden campaign as a prominent local endorser. But asked about Mr. Biden's standing in his state, Mr. Kling was blunt: "Not as great as he was. Buttigieg is kind of taking the lead in the polls," he said, referring to Pete Buttigieg, the mayor of South Bend, Ind.</w:t>
+        <w:t>There was a time this fall when Ms. Warren was the Iowa front-runner. She led the field in the Des Moines Register's September poll, then got eclipsed in polling first by Pete Buttigieg, the former mayor of South Bend, Ind., and then by Mr. Sanders. Still, she is widely said to have the strongest field organization, which can boost a candidate on caucus night. She figures to be strongest among college-educated women in the state's suburban enclaves.</w:t>
         <w:br/>
-        <w:t xml:space="preserve">Since late summer, Mr. Biden, the early front-runner in the Democratic primary, has faced an increasingly difficult path in Iowa — dropping in the polls and struggling with an enthusiasm gap and an inclination among undecided caucusgoers to consider all options. Now, 10 weeks before the Iowa caucuses, even his own supporters in the state are growing more worried about his prospects. </w:t>
+        <w:t>Ms. Klobuchar's bet is that Iowans will pick someone who stresses the just-like-them argument in searching for a moderate candidate who can carry the Midwest. But she's never broken double digits in Iowa's polling, leaving her well behind the top-tier candidates. Ms. Klobuchar would declare Iowa a victory if she sneaks into the top four, especially if she winds up ahead of former Vice President Joseph R. Biden Jr. or Ms. Warren. But she has run a very Iowa-centric campaign and a poor finish there risks her chances of advancing in the other states.</w:t>
         <w:br/>
-        <w:t xml:space="preserve">The heightened anxiety comes as the candidate and campaign are raising expectations, through new investments of time and resources, about his ability to compete here, an implicit acknowledgment that a substantial loss could be a significant early setback. </w:t>
+        <w:t>A fourth Democratic senator running for president, Michael Bennet of Colorado, is in Washington for the trial as well, but he is focusing his campaign efforts on the next primary contest, New Hampshire.</w:t>
         <w:br/>
-        <w:t xml:space="preserve">On Sunday, his campaign sent a fund-raising email that said, "we need to play to win in Iowa," the latest, in the last week, in a barrage of fund-raising emails that focus on the state.  And on Saturday Mr. Biden declared that he would win the caucuses as he accepted highly coveted endorsements from former Gov. Tom Vilsack and his wife, Christie Vilsack, a prominent party leader. </w:t>
-        <w:br/>
-        <w:t xml:space="preserve">The emphasis is a striking departure from the messaging earlier in the fall, when his campaign repeatedly suggested he did not need to win the state to secure the Democratic nomination. </w:t>
-        <w:br/>
-        <w:t>Yet voters at Mr. Biden's events, along with county chairs and party strategists, characterize his on-the-ground organization as scattershot, visibly present in some counties but barely detectable in others. His events are often relatively small and sometimes subdued affairs, and in a state where enthusiasm can make or break a candidate on caucus night — a big part of caucusing centers on persuading friends and neighbors — Mr. Biden's operation has found it difficult to build contagious excitement, these Democrats say.</w:t>
-        <w:br/>
-        <w:t xml:space="preserve">There is also the sense among many Iowa Democrats that Mr. Biden, who entered the race later than many of his rivals, has been less engaged in the state than his top rivals. He has made roughly 50 stops in Iowa since joining the race in April, according to the Des Moines Register's candidate tracker, far fewer than many of his opponents. </w:t>
-        <w:br/>
-        <w:t>"This is prime political season in Iowa and most candidates are spending a good deal of time visiting Iowa," said Joey Norris, the Democratic chair in Montgomery County, Iowa, where Mr. Buttigieg plans to campaign on Monday. "The Biden campaign has been notably absent."</w:t>
-        <w:br/>
-        <w:t xml:space="preserve">Now, Mr. Biden's campaign is racing to improve his standing in the state — hosting several campaign events with the Vilsacks over the weekend, and planning an eight-day swing by bus through the state after Thanksgiving and a return later in December.  </w:t>
-        <w:br/>
-        <w:t>Mr. Biden's team argues that his presence in the state is comparable to that of his rivals: The campaign claims 26 offices across the state, more than 100 staff members, and it plans to continue adding staff and resources. Senator Elizabeth Warren's campaign claims more than 20 offices, and Mr. Buttigieg's has 29 with more to come; both cite roughly the same number of paid staffers as Mr. Biden.</w:t>
-        <w:br/>
-        <w:t>Mr. Biden's bus tour is expected to include both town hall-style events and activities with volunteers and precinct captains, like visits to phone banks and perhaps some door knocking. The counties he will visit, many of them largely rural, are home to working-class voters who often connect with Mr. Biden, and Mr. Biden will need to overperform in those areas on Feb. 3. The campaign is also closely focused on ensuring Mr. Biden hits the threshold for accruing delegates across the state.</w:t>
-        <w:br/>
-        <w:t>"We need to candidly be able to keep pace, we feel like we're going to be able to do that," Pete Kavanaugh, Mr. Biden's deputy campaign manager, said. "You can tell where campaigns are focusing based on where their candidates are. And, you know, we're going to have a pretty heavy schedule here in December, starting with the bus tour and heading into January and February."</w:t>
-        <w:br/>
-        <w:t>Mr. Biden's team argues that the former vice president, who is stronger in later-voting and more diverse states, has been trying hard to prevail in  Iowa but also sees multiple paths to the nomination. Still, some advisers and allies are aware that a poor showing in Iowa could be crushing to a campaign that is premised on the notion that Mr. Biden is the most electable candidate against President Trump. Because New Hampshire, which follows Iowa in the primary calendar, historically favors candidates from neighboring states, the pressure is on here.</w:t>
-        <w:br/>
-        <w:t xml:space="preserve">Mr. Buttigieg presents an immediate threat to Mr. Biden. While polls show him struggling with voters of color in later-voting states, in Iowa he draws supporters among moderates who like Mr. Biden but worry about his age, his            tendency to misspeak and his uneven debate performances. And because of a cash crunch this fall, Mr. Biden was off the Iowa airwaves for weeks while Mr. Buttigieg, flush with cash, blanketed them with ads. </w:t>
-        <w:br/>
-        <w:t>The Biden campaign says it has now reserved around $4 million in airtime through the caucuses and will likely add more.</w:t>
-        <w:br/>
-        <w:t>Mr. Biden's diminished standing here was highlighted in arecent           Des Moines Register/CNN poll, which showed Mr. Biden with 15 percent support — far behind Mr. Buttigieg and effectively tied with Senators            Bernie Sanders of Vermont and Elizabeth Warren of Massachusetts.</w:t>
-        <w:br/>
-        <w:t>A pro-Biden super PAC, which has conducted polling in Iowa and plans to soon start running ads here, recently conducted focus groups in the state — and it was apparent Mr. Buttigieg's ads had broken through to participants, according to a person familiar with the super PAC's activities.</w:t>
-        <w:br/>
-        <w:t>Jordan Miller, 33, drove about an hour from Des Moines to Winterset to see Mr. Biden Friday night. Ms. Miller, a waitress, supported President Barack Obama before flipping to President Trump in 2016 — and Mr. Biden is assiduously courting those voters. But after the event, she said Mr. Buttigieg was her first choice.</w:t>
-        <w:br/>
-        <w:t>"With Biden, he does a really great job speaking with crowds like this," she said of the small venue. "I'm not impressed with him in the debates. He stumbles."</w:t>
-        <w:br/>
-        <w:t>The Biden campaign sees the Iowa contest as fluid and uncertain, and his allies note that Mr. Buttigieg, now a polling leader for the first time, has not yet faced the sustained scrutiny that Mr. Biden and Ms. Warren have.</w:t>
-        <w:br/>
-        <w:t>As he endorsed Mr. Biden at a Des Moines rally, Mr. Vilsack cited Mr. Biden's experience and cast him as an empathetic figure who can connect in critical general election battleground states.</w:t>
-        <w:br/>
-        <w:t>"Here's why," said Mr. Vilsack, who along with his wife supported Mr. Biden's first presidential bid in the 1988 campaign. "Because we know him. We like him. Why is it that we know him and like him? Because he's a middle-class guy."</w:t>
-        <w:br/>
-        <w:t>"His success wasn't built on daddy's money," he added to applause.</w:t>
-        <w:br/>
-        <w:t>In the recent Register poll, 52 percent of likely Democratic caucusgoers said they were almost certain or fairly confident that Mr. Biden would beat Mr. Trump in the general election.</w:t>
-        <w:br/>
-        <w:t>And party officials often hark back to 2004 — a year in which there was also a Republican incumbent — when Senator John Kerry of Massachusetts, a staid moderate, prevailed in the caucuses despite signs in the months before that Howard Dean, the feisty former governor of Vermont, was surging.</w:t>
-        <w:br/>
-        <w:t>"He has a lot of supporters who have said things to me like, 'My heart is with Booker but my head is with Biden,'" said Peter Leo, the Democratic chair in rural Carroll County.</w:t>
-        <w:br/>
-        <w:t>Mr. Leo, who has endorsed Ms. Warren, said Mr. Biden's field office in his county is "right on the main drag," which increases the campaign's visibility. "On the ground what that looks like to me is he's got staff working, he's got volunteers working," Mr. Leo said.</w:t>
-        <w:br/>
-        <w:t>His remarks underscore how uneven Mr. Biden's campaign is across the state. In some places, like Dubuque County, his operation has expanded in recent weeks.</w:t>
-        <w:br/>
-        <w:t>But in others, like Wapello County, a blue-collar region in southeastern Iowa, some party officials say Mr. Biden's campaign has a more modest presence. "I'm very confused by how small the Biden field operation is in this part of the state," said Zach Simonson, the Democratic chair in Wapello County. "It's very much his kind of turf."</w:t>
-        <w:br/>
-        <w:t>Dan Callahan, the Democratic chair in Buchanan County, said he expected Mr. Biden to finish in the top three in the state but suggested that his support had stagnated, in part because he can appear "unfocused and less energetic" when he goes off script at events.</w:t>
-        <w:br/>
-        <w:t>"Part of Biden's problem is that we have so many options to choose from," Mr. Callahan said. "His followers are dedicated but he isn't attracting new voters like some of the other candidates."</w:t>
-        <w:br/>
-        <w:t>Many of Mr. Biden's supporters find his speaking style authentic and relatable — but his tendency to misspeak led to some confusing guidance for Iowans at an event in Dubuque last month.</w:t>
-        <w:br/>
-        <w:t>"I'm asking you to take a look — I'm asking for your help," Mr. Biden said. "Commit to caucusing for me on February the fourth."</w:t>
-        <w:br/>
-        <w:t>The caucuses are scheduled for the previous day.</w:t>
-        <w:br/>
-        <w:t>PHOTO: Mr. Biden has made about 50 stops in Iowa since April, far fewer than many of his opponents. (PHOTOGRAPH BY RUTH FREMSON/THE NEW YORK TIMES)</w:t>
+        <w:t>PHOTO: Senator Amy Klobuchar, Democrat of Minnesota, arriving Monday at the Capitol. (PHOTOGRAPH BY T.J. Kirkpatrick for The New York Times FOR THE NEW YORK TIMES)</w:t>
       </w:r>
     </w:p>
     <w:sectPr>
